--- a/docs/05-API-Reference.docx
+++ b/docs/05-API-Reference.docx
@@ -496,7 +496,7 @@
                 <w:sz w:val="19"/>
                 <w:szCs w:val="19"/>
               </w:rPr>
-              <w:t xml:space="preserve">1.1</w:t>
+              <w:t xml:space="preserve">1.2</w:t>
             </w:r>
           </w:p>
         </w:tc>
@@ -904,7 +904,7 @@
                 <w:sz w:val="19"/>
                 <w:szCs w:val="19"/>
               </w:rPr>
-              <w:t xml:space="preserve">main · b6affcd</w:t>
+              <w:t xml:space="preserve">main · 3338398 (+ modifiche non ancora committate)</w:t>
             </w:r>
           </w:p>
         </w:tc>
@@ -12764,6 +12764,26 @@
                 <w:sz w:val="17"/>
                 <w:szCs w:val="17"/>
               </w:rPr>
+              <w:t xml:space="preserve">. Ogni ospite porta </w:t>
+            </w:r>
+            <w:r>
+              <w:rPr>
+                <w:rFonts w:ascii="Consolas" w:cs="Consolas" w:eastAsia="Consolas" w:hAnsi="Consolas"/>
+                <w:b w:val="false"/>
+                <w:bCs w:val="false"/>
+                <w:color w:val="0A5D65"/>
+                <w:sz w:val="15"/>
+                <w:szCs w:val="15"/>
+              </w:rPr>
+              <w:t xml:space="preserve">connected: true | false | null</w:t>
+            </w:r>
+            <w:r>
+              <w:rPr>
+                <w:rFonts w:ascii="Arial" w:cs="Arial" w:eastAsia="Arial" w:hAnsi="Arial"/>
+                <w:color w:val="212121"/>
+                <w:sz w:val="17"/>
+                <w:szCs w:val="17"/>
+              </w:rPr>
               <w:t xml:space="preserve">. Un </w:t>
             </w:r>
             <w:r>
@@ -13606,7 +13626,7 @@
           <w:sz w:val="17"/>
           <w:szCs w:val="17"/>
         </w:rPr>
-        <w:t xml:space="preserve">{ "data": { …ospite…, "oneTimePassword": "DOMPE-k7Rm2xQp" } }</w:t>
+        <w:t xml:space="preserve">{ "data": { …ospite…, "oneTimePassword": "Kt7mRq4Wnx2F" } }</w:t>
       </w:r>
     </w:p>
     <w:tbl>
@@ -13784,7 +13804,7 @@
           <w:sz w:val="17"/>
           <w:szCs w:val="17"/>
         </w:rPr>
-        <w:t xml:space="preserve">  "oneTimePassword": "DOMPE-4Tn9wQzR",</w:t>
+        <w:t xml:space="preserve">  "oneTimePassword": "Kt7mRq4Wnx2F",</w:t>
       </w:r>
     </w:p>
     <w:p>
@@ -13801,7 +13821,7 @@
           <w:sz w:val="17"/>
           <w:szCs w:val="17"/>
         </w:rPr>
-        <w:t xml:space="preserve">  "wlcUpdated": true,                // la nuova password è sul controller</w:t>
+        <w:t xml:space="preserve">  "wlcUpdated": true,                // il controller ha accettato i comandi</w:t>
       </w:r>
     </w:p>
     <w:p>
@@ -13818,7 +13838,7 @@
           <w:sz w:val="17"/>
           <w:szCs w:val="17"/>
         </w:rPr>
-        <w:t xml:space="preserve">  "emailSent": true,</w:t>
+        <w:t xml:space="preserve">  "wlcIssues": [ "lifetime registrato 240 min invece di 480" ],</w:t>
       </w:r>
     </w:p>
     <w:p>
@@ -13835,7 +13855,7 @@
           <w:sz w:val="17"/>
           <w:szCs w:val="17"/>
         </w:rPr>
-        <w:t xml:space="preserve">  "emailMode": "graph"               // "graph" | "demo-log"</w:t>
+        <w:t xml:space="preserve">                                     // presente solo se la rilettura ha trovato scostamenti</w:t>
       </w:r>
     </w:p>
     <w:p>
@@ -13852,7 +13872,7 @@
           <w:sz w:val="17"/>
           <w:szCs w:val="17"/>
         </w:rPr>
-        <w:t xml:space="preserve">}</w:t>
+        <w:t xml:space="preserve">  "emailSent": true,</w:t>
       </w:r>
     </w:p>
     <w:p>
@@ -13869,6 +13889,40 @@
           <w:sz w:val="17"/>
           <w:szCs w:val="17"/>
         </w:rPr>
+        <w:t xml:space="preserve">  "emailMode": "graph"               // "graph" | "demo-log"</w:t>
+      </w:r>
+    </w:p>
+    <w:p>
+      <w:pPr>
+        <w:keepLines/>
+        <w:shd w:fill="F0F0F0" w:color="auto" w:val="clear"/>
+        <w:spacing w:after="0" w:before="0" w:line="240"/>
+        <w:ind w:left="140" w:right="140"/>
+      </w:pPr>
+      <w:r>
+        <w:rPr>
+          <w:rFonts w:ascii="Consolas" w:cs="Consolas" w:eastAsia="Consolas" w:hAnsi="Consolas"/>
+          <w:color w:val="212121"/>
+          <w:sz w:val="17"/>
+          <w:szCs w:val="17"/>
+        </w:rPr>
+        <w:t xml:space="preserve">}</w:t>
+      </w:r>
+    </w:p>
+    <w:p>
+      <w:pPr>
+        <w:keepLines/>
+        <w:shd w:fill="F0F0F0" w:color="auto" w:val="clear"/>
+        <w:spacing w:after="0" w:before="0" w:line="240"/>
+        <w:ind w:left="140" w:right="140"/>
+      </w:pPr>
+      <w:r>
+        <w:rPr>
+          <w:rFonts w:ascii="Consolas" w:cs="Consolas" w:eastAsia="Consolas" w:hAnsi="Consolas"/>
+          <w:color w:val="212121"/>
+          <w:sz w:val="17"/>
+          <w:szCs w:val="17"/>
+        </w:rPr>
         <w:t xml:space="preserve"> </w:t>
       </w:r>
     </w:p>
@@ -13889,6 +13943,106 @@
         <w:t xml:space="preserve">→ 400 se l'ospite non ha un indirizzo e-mail</w:t>
       </w:r>
     </w:p>
+    <w:tbl>
+      <w:tblPr>
+        <w:tblW w:type="dxa" w:w="9638"/>
+        <w:tblBorders>
+          <w:top w:val="none"/>
+          <w:left w:val="single" w:color="DC3230" w:sz="18"/>
+          <w:bottom w:val="none"/>
+          <w:right w:val="none"/>
+          <w:insideH w:val="none"/>
+          <w:insideV w:val="none"/>
+        </w:tblBorders>
+      </w:tblPr>
+      <w:tblGrid>
+        <w:gridCol w:w="9638"/>
+      </w:tblGrid>
+      <w:tr>
+        <w:tc>
+          <w:tcPr>
+            <w:tcW w:type="dxa" w:w="9638"/>
+            <w:shd w:fill="FEE2E2" w:color="auto" w:val="clear"/>
+            <w:tcMar>
+              <w:top w:type="dxa" w:w="120"/>
+              <w:left w:type="dxa" w:w="180"/>
+              <w:bottom w:type="dxa" w:w="120"/>
+              <w:right w:type="dxa" w:w="180"/>
+            </w:tcMar>
+          </w:tcPr>
+          <w:p>
+            <w:pPr>
+              <w:spacing w:after="60"/>
+            </w:pPr>
+            <w:r>
+              <w:rPr>
+                <w:rFonts w:ascii="Arial" w:cs="Arial" w:eastAsia="Arial" w:hAnsi="Arial"/>
+                <w:b/>
+                <w:bCs/>
+                <w:color w:val="DC3230"/>
+                <w:sz w:val="20"/>
+                <w:szCs w:val="20"/>
+              </w:rPr>
+              <w:t xml:space="preserve">Il reinvio ricrea l’account e fa ripartire la durata</w:t>
+            </w:r>
+          </w:p>
+          <w:p>
+            <w:pPr>
+              <w:spacing w:after="0" w:line="276"/>
+            </w:pPr>
+            <w:r>
+              <w:rPr>
+                <w:rFonts w:ascii="Arial" w:cs="Arial" w:eastAsia="Arial" w:hAnsi="Arial"/>
+                <w:color w:val="212121"/>
+                <w:sz w:val="20"/>
+                <w:szCs w:val="20"/>
+              </w:rPr>
+              <w:t xml:space="preserve">Il controller conta la durata da </w:t>
+            </w:r>
+            <w:r>
+              <w:rPr>
+                <w:rFonts w:ascii="Consolas" w:cs="Consolas" w:eastAsia="Consolas" w:hAnsi="Consolas"/>
+                <w:b w:val="false"/>
+                <w:bCs w:val="false"/>
+                <w:color w:val="0A5D65"/>
+                <w:sz w:val="18"/>
+                <w:szCs w:val="18"/>
+              </w:rPr>
+              <w:t xml:space="preserve">creation-time</w:t>
+            </w:r>
+            <w:r>
+              <w:rPr>
+                <w:rFonts w:ascii="Arial" w:cs="Arial" w:eastAsia="Arial" w:hAnsi="Arial"/>
+                <w:color w:val="212121"/>
+                <w:sz w:val="20"/>
+                <w:szCs w:val="20"/>
+              </w:rPr>
+              <w:t xml:space="preserve">, che una modifica </w:t>
+            </w:r>
+            <w:r>
+              <w:rPr>
+                <w:rFonts w:ascii="Arial" w:cs="Arial" w:eastAsia="Arial" w:hAnsi="Arial"/>
+                <w:b/>
+                <w:bCs/>
+                <w:color w:val="212121"/>
+                <w:sz w:val="20"/>
+                <w:szCs w:val="20"/>
+              </w:rPr>
+              <w:t xml:space="preserve">non</w:t>
+            </w:r>
+            <w:r>
+              <w:rPr>
+                <w:rFonts w:ascii="Arial" w:cs="Arial" w:eastAsia="Arial" w:hAnsi="Arial"/>
+                <w:color w:val="212121"/>
+                <w:sz w:val="20"/>
+                <w:szCs w:val="20"/>
+              </w:rPr>
+              <w:t xml:space="preserve"> azzera: le credenziali reinviate per un account vecchio arrivavano già scadute, mentre il messaggio prometteva una durata nuova. Ora l’account viene eliminato e ricreato, e il conteggio nell’applicazione riparte di conseguenza.</w:t>
+            </w:r>
+          </w:p>
+        </w:tc>
+      </w:tr>
+    </w:tbl>
     <w:p>
       <w:pPr>
         <w:spacing w:after="80" w:before="200"/>
